--- a/documentation/5_Documentacion_Funcional_Operativa.docx
+++ b/documentation/5_Documentacion_Funcional_Operativa.docx
@@ -37,7 +37,7 @@
         <w:br/>
         <w:t>Fuente técnica: oli_v6_deploy.py</w:t>
         <w:br/>
-        <w:t>Actualizado: 30 de abril de 2026</w:t>
+        <w:t>Actualizado: 11 de mayo de 2026</w:t>
       </w:r>
     </w:p>
     <w:p/>
@@ -115,6 +115,10 @@
         <w:gridCol w:w="3360"/>
       </w:tblGrid>
       <w:tr>
+        <w:trPr>
+          <w:cantSplit/>
+          <w:tblHeader w:val="true"/>
+        </w:trPr>
         <w:tc>
           <w:tcPr>
             <w:tcW w:type="dxa" w:w="3168"/>
@@ -177,6 +181,9 @@
         </w:tc>
       </w:tr>
       <w:tr>
+        <w:trPr>
+          <w:cantSplit/>
+        </w:trPr>
         <w:tc>
           <w:tcPr>
             <w:tcW w:type="dxa" w:w="3168"/>
@@ -233,6 +240,9 @@
         </w:tc>
       </w:tr>
       <w:tr>
+        <w:trPr>
+          <w:cantSplit/>
+        </w:trPr>
         <w:tc>
           <w:tcPr>
             <w:tcW w:type="dxa" w:w="3168"/>
@@ -289,6 +299,9 @@
         </w:tc>
       </w:tr>
       <w:tr>
+        <w:trPr>
+          <w:cantSplit/>
+        </w:trPr>
         <w:tc>
           <w:tcPr>
             <w:tcW w:type="dxa" w:w="3168"/>
@@ -345,6 +358,9 @@
         </w:tc>
       </w:tr>
       <w:tr>
+        <w:trPr>
+          <w:cantSplit/>
+        </w:trPr>
         <w:tc>
           <w:tcPr>
             <w:tcW w:type="dxa" w:w="3168"/>
@@ -401,6 +417,9 @@
         </w:tc>
       </w:tr>
       <w:tr>
+        <w:trPr>
+          <w:cantSplit/>
+        </w:trPr>
         <w:tc>
           <w:tcPr>
             <w:tcW w:type="dxa" w:w="3168"/>
@@ -433,7 +452,7 @@
               <w:rPr>
                 <w:b w:val="0"/>
               </w:rPr>
-              <w:t>Clasificar recomendaciones en español y analizar subconjuntos.</w:t>
+              <w:t>Clasificar recomendaciones desde interfaz en español usando la columna Recommendation description.</w:t>
             </w:r>
           </w:p>
         </w:tc>
@@ -457,6 +476,9 @@
         </w:tc>
       </w:tr>
       <w:tr>
+        <w:trPr>
+          <w:cantSplit/>
+        </w:trPr>
         <w:tc>
           <w:tcPr>
             <w:tcW w:type="dxa" w:w="3168"/>
@@ -580,12 +602,27 @@
     </w:p>
     <w:p>
       <w:r>
-        <w:t>Interpretación: las respuestas son Yes, No, Partial o Not Found. Para preguntas con sujeto específico, la app aplica el marco A-E: sub-objetivo/output, indicador, actividad, presupuesto y meta cuantificable. El total A-E puede ajustar automáticamente el veredicto.</w:t>
+        <w:t>Interpretación: las respuestas son Yes, No, Partial o Not Found. Para preguntas con sujeto específico no transversal, la app aplica el marco A-E: sub-objetivo/output, indicador, actividad, presupuesto y meta cuantificable. El total A-E puede ajustar automáticamente el veredicto.</w:t>
       </w:r>
     </w:p>
     <w:p>
       <w:r>
-        <w:t>Excepción metodológica: cuando la pregunta corresponde a un tema transversal configurado (género, no discriminación, discapacidad, diálogo social y tripartismo, o sostenibilidad medioambiental), la app aplica la regla reducida A/B: A significa presencia del tema en objetivo, producto o actividad; B significa presupuesto o recursos asociados. La calificación es Yes si A y B están presentes, Partial si solo A o solo B está presente, y No si no aparece ninguno.</w:t>
+        <w:t>Preguntas en dos partes: la Parte 2 es la pregunta evaluada y la Parte 1 solo enmarca. El razonamiento puede mostrar 'Se identificaron 2 partes en esta pregunta.' y la evidencia puede venir marcada como [DEDICATED] o [FRAMING]. Solo la evidencia dedicada puede sostener un Partial o Yes.</w:t>
+      </w:r>
+    </w:p>
+    <w:p>
+      <w:r>
+        <w:t>Excepción metodológica: cuando la pregunta corresponde a un tema transversal configurado (género, no discriminación, discapacidad, diálogo social y tripartismo, o sostenibilidad medioambiental), la app no usa A-E. Aplica la regla reducida A/B: A significa presencia del tema en objetivo, producto o actividad; B significa presupuesto o recursos asociados. Indicadores y metas no cuentan. La calificación es Yes si A y B están presentes, Partial si solo A o solo B está presente, y No si no aparece ninguno.</w:t>
+      </w:r>
+    </w:p>
+    <w:p>
+      <w:r>
+        <w:t>Distinguir género en Tab 1 y Tab 2: en Tab 1 género es un tema transversal con regla A/B; en Tab 2 'Integración del Enfoque de Género' es una rúbrica Excel de Rubricas_6ago2025.xlsx, hoja rubric_gender_, evaluada con puntaje 1-5 por criterios seleccionados.</w:t>
+      </w:r>
+    </w:p>
+    <w:p>
+      <w:r>
+        <w:t>La descarga principal de Tab 1 es appraisal_checklist_results.zip e incluye appraisal_checklist_results.xlsx, appraisal_checklist_rubric_template.xlsx cuando el archivo fuente está disponible, y appraisal_checklist_summary.txt. La estructura extraída se descarga aparte como estructura_documento_tab1_&lt;archivo&gt;.xlsx.</w:t>
       </w:r>
     </w:p>
     <w:p>
@@ -617,7 +654,7 @@
         <w:ind w:left="360" w:hanging="360"/>
       </w:pPr>
       <w:r>
-        <w:t>3. Elegir una o más rúbricas activas: participación durante evaluación, integración de género o transición justa moderna.</w:t>
+        <w:t>3. Elegir una o más rúbricas activas: participación durante evaluación/metodología, integración del enfoque de género o transición justa enfoque moderno.</w:t>
       </w:r>
     </w:p>
     <w:p>
@@ -650,6 +687,11 @@
       </w:pPr>
       <w:r>
         <w:t>7. Descargar resultados_rubricas.zip.</w:t>
+      </w:r>
+    </w:p>
+    <w:p>
+      <w:r>
+        <w:t>La estructura extraída se puede descargar como estructura_documento_tab2_&lt;archivo&gt;.xlsx antes de evaluar.</w:t>
       </w:r>
     </w:p>
     <w:p>
@@ -717,6 +759,11 @@
       </w:r>
     </w:p>
     <w:p>
+      <w:r>
+        <w:t>La estructura extraída se puede descargar como estructura_documento_tab3_&lt;archivo&gt;.xlsx antes de evaluar.</w:t>
+      </w:r>
+    </w:p>
+    <w:p>
       <w:pPr>
         <w:pStyle w:val="Heading1"/>
       </w:pPr>
@@ -745,7 +792,7 @@
         <w:ind w:left="360" w:hanging="360"/>
       </w:pPr>
       <w:r>
-        <w:t>3. Escribir preguntas específicas; pedir citas breves y metadatos cuando se necesite trazabilidad.</w:t>
+        <w:t>3. Escribir preguntas específicas; pedir citas breves cuando se necesite trazabilidad, pero verificar manualmente sección/página porque Tab 4 no usa el extractor jerárquico enriquecido.</w:t>
       </w:r>
     </w:p>
     <w:p>
@@ -753,7 +800,7 @@
         <w:ind w:left="360" w:hanging="360"/>
       </w:pPr>
       <w:r>
-        <w:t>4. Para documentos pequeños, la app usa contexto completo; para grandes, usa RAG automáticamente.</w:t>
+        <w:t>4. Para documentos pequeños (hasta 100,000 caracteres totales), la app usa contexto completo recortado a 110,000 tokens; para grandes, usa RAG automáticamente.</w:t>
       </w:r>
     </w:p>
     <w:p>
@@ -766,7 +813,12 @@
     </w:p>
     <w:p>
       <w:r>
-        <w:t>La respuesta debe basarse en los archivos cargados. Si la información no aparece explícitamente, el usuario debe tratar cualquier inferencia como apoyo preliminar y verificarla en el documento.</w:t>
+        <w:t>En RAG, la app usa fragmentos de 2,000 caracteres con solape de 300, recupera hasta 15 fragmentos por FAISS y hasta 5 por coincidencia de palabras clave, y envía solo los últimos 5 mensajes del chat. Si se reemplaza un archivo por otro con el mismo nombre, reiniciar sesión o renombrarlo para evitar estado anterior.</w:t>
+      </w:r>
+    </w:p>
+    <w:p>
+      <w:r>
+        <w:t>La respuesta debe basarse en los archivos cargados. La ruta RAG permite inferencias desde pistas contextuales; el usuario debe tratarlas como apoyo preliminar y verificarlas en el documento.</w:t>
       </w:r>
     </w:p>
     <w:p>
@@ -822,7 +874,7 @@
         <w:ind w:left="360" w:hanging="360"/>
       </w:pPr>
       <w:r>
-        <w:t>6. Explorar treemaps por dimensión/subdimensión y evolución temporal por categorías.</w:t>
+        <w:t>6. Explorar treemaps por dimensión/subdimensión y evolución temporal por categorías. La asignación base usa top 3 por similitud coseno; LLM Verification reranquea top 10; dimensiones secundarias se conservan si similitud &gt;= 0.60.</w:t>
       </w:r>
     </w:p>
     <w:p>
@@ -830,7 +882,7 @@
         <w:ind w:left="360" w:hanging="360"/>
       </w:pPr>
       <w:r>
-        <w:t>7. Usar Herramientas Avanzadas de IA para análisis profundo o resumen ejecutivo sobre el subconjunto filtrado.</w:t>
+        <w:t>7. Usar Herramientas Avanzadas de IA para análisis profundo o resumen ejecutivo sobre el subconjunto filtrado. Nota: el selector de modelo de análisis profundo no controla el modelo efectivo en el código actual; se usa gpt-4o-mini.</w:t>
       </w:r>
     </w:p>
     <w:p>
@@ -910,6 +962,10 @@
         <w:gridCol w:w="3360"/>
       </w:tblGrid>
       <w:tr>
+        <w:trPr>
+          <w:cantSplit/>
+          <w:tblHeader w:val="true"/>
+        </w:trPr>
         <w:tc>
           <w:tcPr>
             <w:tcW w:type="dxa" w:w="2880"/>
@@ -972,6 +1028,9 @@
         </w:tc>
       </w:tr>
       <w:tr>
+        <w:trPr>
+          <w:cantSplit/>
+        </w:trPr>
         <w:tc>
           <w:tcPr>
             <w:tcW w:type="dxa" w:w="2880"/>
@@ -1028,6 +1087,9 @@
         </w:tc>
       </w:tr>
       <w:tr>
+        <w:trPr>
+          <w:cantSplit/>
+        </w:trPr>
         <w:tc>
           <w:tcPr>
             <w:tcW w:type="dxa" w:w="2880"/>
@@ -1084,6 +1146,9 @@
         </w:tc>
       </w:tr>
       <w:tr>
+        <w:trPr>
+          <w:cantSplit/>
+        </w:trPr>
         <w:tc>
           <w:tcPr>
             <w:tcW w:type="dxa" w:w="2880"/>
@@ -1140,6 +1205,9 @@
         </w:tc>
       </w:tr>
       <w:tr>
+        <w:trPr>
+          <w:cantSplit/>
+        </w:trPr>
         <w:tc>
           <w:tcPr>
             <w:tcW w:type="dxa" w:w="2880"/>
@@ -1196,6 +1264,9 @@
         </w:tc>
       </w:tr>
       <w:tr>
+        <w:trPr>
+          <w:cantSplit/>
+        </w:trPr>
         <w:tc>
           <w:tcPr>
             <w:tcW w:type="dxa" w:w="2880"/>
@@ -1247,6 +1318,65 @@
                 <w:b w:val="0"/>
               </w:rPr>
               <w:t>Usar Limpiar resultados y repetir el flujo.</w:t>
+            </w:r>
+          </w:p>
+        </w:tc>
+      </w:tr>
+      <w:tr>
+        <w:trPr>
+          <w:cantSplit/>
+        </w:trPr>
+        <w:tc>
+          <w:tcPr>
+            <w:tcW w:type="dxa" w:w="2880"/>
+            <w:vAlign w:val="top"/>
+          </w:tcPr>
+          <w:p>
+            <w:pPr>
+              <w:spacing w:after="60"/>
+            </w:pPr>
+            <w:r/>
+            <w:r>
+              <w:rPr>
+                <w:b w:val="0"/>
+              </w:rPr>
+              <w:t>Tab 4 responde sobre archivo anterior</w:t>
+            </w:r>
+          </w:p>
+        </w:tc>
+        <w:tc>
+          <w:tcPr>
+            <w:tcW w:type="dxa" w:w="3312"/>
+            <w:vAlign w:val="top"/>
+          </w:tcPr>
+          <w:p>
+            <w:pPr>
+              <w:spacing w:after="60"/>
+            </w:pPr>
+            <w:r/>
+            <w:r>
+              <w:rPr>
+                <w:b w:val="0"/>
+              </w:rPr>
+              <w:t>Se subió otro archivo con el mismo nombre y el estado se detecta por nombre.</w:t>
+            </w:r>
+          </w:p>
+        </w:tc>
+        <w:tc>
+          <w:tcPr>
+            <w:tcW w:type="dxa" w:w="3600"/>
+            <w:vAlign w:val="top"/>
+          </w:tcPr>
+          <w:p>
+            <w:pPr>
+              <w:spacing w:after="60"/>
+            </w:pPr>
+            <w:r/>
+            <w:r>
+              <w:rPr>
+                <w:b w:val="0"/>
+              </w:rPr>
+              <w:t>Renombrar el archivo o reiniciar la sesión de Streamlit.</w:t>
             </w:r>
           </w:p>
         </w:tc>

--- a/documentation/5_Documentacion_Funcional_Operativa.docx
+++ b/documentation/5_Documentacion_Funcional_Operativa.docx
@@ -35,9 +35,9 @@
       <w:r>
         <w:t>Manual operativo para usuarios y administradores</w:t>
         <w:br/>
-        <w:t>Fuente técnica: oli_v6_deploy.py</w:t>
+        <w:t>Fuente técnica: oli_v6_deploy.py + gpt_action_api.py</w:t>
         <w:br/>
-        <w:t>Actualizado: 11 de mayo de 2026</w:t>
+        <w:t>Actualizado: 15 de julio de 2026</w:t>
       </w:r>
     </w:p>
     <w:p/>
@@ -52,6 +52,11 @@
     <w:p>
       <w:r>
         <w:t>La aplicación ayuda a revisar documentos de proyecto y evaluación, consultar documentos cargados, clasificar recomendaciones y analizar respuestas institucionales. La interfaz activa tiene seis pestañas.</w:t>
+      </w:r>
+    </w:p>
+    <w:p>
+      <w:r>
+        <w:t>El sistema tiene además una segunda superficie de uso: tres asistentes GPT publicados en ChatGPT que replican los flujos de valoración de calidad, atributos específicos y sostenibilidad sin necesidad de abrir Streamlit. Se documentan en la sección 11.</w:t>
       </w:r>
     </w:p>
     <w:p>
@@ -1383,6 +1388,1264 @@
       </w:tr>
     </w:tbl>
     <w:p/>
+    <w:p>
+      <w:pPr>
+        <w:pStyle w:val="Heading1"/>
+      </w:pPr>
+      <w:r>
+        <w:t>11. Asistentes GPT en ChatGPT</w:t>
+      </w:r>
+    </w:p>
+    <w:p>
+      <w:r>
+        <w:t>Además de la app Streamlit, tres de los flujos de evaluación están disponibles como asistentes GPT dentro de ChatGPT. No requieren instalar nada ni abrir Streamlit: se accede por enlace, se sube el DOCX en el chat y se recibe un XLSX descargable. Las rúbricas están cargadas en el servidor, de modo que el usuario nunca las sube.</w:t>
+      </w:r>
+    </w:p>
+    <w:p>
+      <w:r>
+        <w:t>Existe un manual de usuario dedicado a esta modalidad, Manual_Usuario_GPTs_OIT.docx, orientado a personas usuarias finales sin perfil técnico.</w:t>
+      </w:r>
+    </w:p>
+    <w:p>
+      <w:pPr>
+        <w:pStyle w:val="Heading2"/>
+      </w:pPr>
+      <w:r>
+        <w:t>11.1 Enlaces y equivalencia con las pestañas de Streamlit</w:t>
+      </w:r>
+    </w:p>
+    <w:tbl>
+      <w:tblPr>
+        <w:tblStyle w:val="TableGrid"/>
+        <w:tblW w:type="auto" w:w="0"/>
+        <w:jc w:val="center"/>
+        <w:tblLook w:firstColumn="1" w:firstRow="1" w:lastColumn="0" w:lastRow="0" w:noHBand="0" w:noVBand="1" w:val="04A0"/>
+      </w:tblPr>
+      <w:tblGrid>
+        <w:gridCol w:w="3360"/>
+        <w:gridCol w:w="3360"/>
+        <w:gridCol w:w="3360"/>
+      </w:tblGrid>
+      <w:tr>
+        <w:trPr>
+          <w:cantSplit/>
+          <w:tblHeader w:val="true"/>
+        </w:trPr>
+        <w:tc>
+          <w:tcPr>
+            <w:tcW w:type="dxa" w:w="2736"/>
+            <w:vAlign w:val="top"/>
+            <w:shd w:fill="002F6C"/>
+          </w:tcPr>
+          <w:p>
+            <w:pPr>
+              <w:spacing w:after="60"/>
+            </w:pPr>
+            <w:r/>
+            <w:r>
+              <w:rPr>
+                <w:b/>
+                <w:color w:val="FFFFFF"/>
+              </w:rPr>
+              <w:t>Asistente GPT</w:t>
+            </w:r>
+          </w:p>
+        </w:tc>
+        <w:tc>
+          <w:tcPr>
+            <w:tcW w:type="dxa" w:w="2304"/>
+            <w:vAlign w:val="top"/>
+            <w:shd w:fill="002F6C"/>
+          </w:tcPr>
+          <w:p>
+            <w:pPr>
+              <w:spacing w:after="60"/>
+            </w:pPr>
+            <w:r/>
+            <w:r>
+              <w:rPr>
+                <w:b/>
+                <w:color w:val="FFFFFF"/>
+              </w:rPr>
+              <w:t>Equivale a</w:t>
+            </w:r>
+          </w:p>
+        </w:tc>
+        <w:tc>
+          <w:tcPr>
+            <w:tcW w:type="dxa" w:w="4752"/>
+            <w:vAlign w:val="top"/>
+            <w:shd w:fill="002F6C"/>
+          </w:tcPr>
+          <w:p>
+            <w:pPr>
+              <w:spacing w:after="60"/>
+            </w:pPr>
+            <w:r/>
+            <w:r>
+              <w:rPr>
+                <w:b/>
+                <w:color w:val="FFFFFF"/>
+              </w:rPr>
+              <w:t>Enlace</w:t>
+            </w:r>
+          </w:p>
+        </w:tc>
+      </w:tr>
+      <w:tr>
+        <w:trPr>
+          <w:cantSplit/>
+        </w:trPr>
+        <w:tc>
+          <w:tcPr>
+            <w:tcW w:type="dxa" w:w="2736"/>
+            <w:vAlign w:val="top"/>
+          </w:tcPr>
+          <w:p>
+            <w:pPr>
+              <w:spacing w:after="60"/>
+            </w:pPr>
+            <w:r/>
+            <w:r>
+              <w:rPr>
+                <w:b w:val="0"/>
+              </w:rPr>
+              <w:t>ILO PRODOC Quality Appraisal</w:t>
+            </w:r>
+          </w:p>
+        </w:tc>
+        <w:tc>
+          <w:tcPr>
+            <w:tcW w:type="dxa" w:w="2304"/>
+            <w:vAlign w:val="top"/>
+          </w:tcPr>
+          <w:p>
+            <w:pPr>
+              <w:spacing w:after="60"/>
+            </w:pPr>
+            <w:r/>
+            <w:r>
+              <w:rPr>
+                <w:b w:val="0"/>
+              </w:rPr>
+              <w:t>Tab 1, con la rúbrica v3 de 76 criterios</w:t>
+            </w:r>
+          </w:p>
+        </w:tc>
+        <w:tc>
+          <w:tcPr>
+            <w:tcW w:type="dxa" w:w="4752"/>
+            <w:vAlign w:val="top"/>
+          </w:tcPr>
+          <w:p>
+            <w:pPr>
+              <w:spacing w:after="60"/>
+            </w:pPr>
+            <w:r/>
+            <w:r>
+              <w:rPr>
+                <w:b w:val="0"/>
+              </w:rPr>
+              <w:t>https://chatgpt.com/g/g-6a2643b11e708191adc1c03e64260a25-ilo-prodoc-quality-appraisal</w:t>
+            </w:r>
+          </w:p>
+        </w:tc>
+      </w:tr>
+      <w:tr>
+        <w:trPr>
+          <w:cantSplit/>
+        </w:trPr>
+        <w:tc>
+          <w:tcPr>
+            <w:tcW w:type="dxa" w:w="2736"/>
+            <w:vAlign w:val="top"/>
+          </w:tcPr>
+          <w:p>
+            <w:pPr>
+              <w:spacing w:after="60"/>
+            </w:pPr>
+            <w:r/>
+            <w:r>
+              <w:rPr>
+                <w:b w:val="0"/>
+              </w:rPr>
+              <w:t>OIT - Diagnóstico de Atributos Específicos</w:t>
+            </w:r>
+          </w:p>
+        </w:tc>
+        <w:tc>
+          <w:tcPr>
+            <w:tcW w:type="dxa" w:w="2304"/>
+            <w:vAlign w:val="top"/>
+          </w:tcPr>
+          <w:p>
+            <w:pPr>
+              <w:spacing w:after="60"/>
+            </w:pPr>
+            <w:r/>
+            <w:r>
+              <w:rPr>
+                <w:b w:val="0"/>
+              </w:rPr>
+              <w:t>Tab 2</w:t>
+            </w:r>
+          </w:p>
+        </w:tc>
+        <w:tc>
+          <w:tcPr>
+            <w:tcW w:type="dxa" w:w="4752"/>
+            <w:vAlign w:val="top"/>
+          </w:tcPr>
+          <w:p>
+            <w:pPr>
+              <w:spacing w:after="60"/>
+            </w:pPr>
+            <w:r/>
+            <w:r>
+              <w:rPr>
+                <w:b w:val="0"/>
+              </w:rPr>
+              <w:t>https://chatgpt.com/g/g-6a43cc82d4d08191bf6e60357453e336-oit-diagnostico-de-atributos-especificos</w:t>
+            </w:r>
+          </w:p>
+        </w:tc>
+      </w:tr>
+      <w:tr>
+        <w:trPr>
+          <w:cantSplit/>
+        </w:trPr>
+        <w:tc>
+          <w:tcPr>
+            <w:tcW w:type="dxa" w:w="2736"/>
+            <w:vAlign w:val="top"/>
+          </w:tcPr>
+          <w:p>
+            <w:pPr>
+              <w:spacing w:after="60"/>
+            </w:pPr>
+            <w:r/>
+            <w:r>
+              <w:rPr>
+                <w:b w:val="0"/>
+              </w:rPr>
+              <w:t>OIT - Diagnóstico de Sostenibilidad del Proyecto</w:t>
+            </w:r>
+          </w:p>
+        </w:tc>
+        <w:tc>
+          <w:tcPr>
+            <w:tcW w:type="dxa" w:w="2304"/>
+            <w:vAlign w:val="top"/>
+          </w:tcPr>
+          <w:p>
+            <w:pPr>
+              <w:spacing w:after="60"/>
+            </w:pPr>
+            <w:r/>
+            <w:r>
+              <w:rPr>
+                <w:b w:val="0"/>
+              </w:rPr>
+              <w:t>Tab 3</w:t>
+            </w:r>
+          </w:p>
+        </w:tc>
+        <w:tc>
+          <w:tcPr>
+            <w:tcW w:type="dxa" w:w="4752"/>
+            <w:vAlign w:val="top"/>
+          </w:tcPr>
+          <w:p>
+            <w:pPr>
+              <w:spacing w:after="60"/>
+            </w:pPr>
+            <w:r/>
+            <w:r>
+              <w:rPr>
+                <w:b w:val="0"/>
+              </w:rPr>
+              <w:t>https://chatgpt.com/g/g-6a43d24307b88191bb362632f133c0f3-oit-diagnostico-de-sostenibilidad-del-proyecto</w:t>
+            </w:r>
+          </w:p>
+        </w:tc>
+      </w:tr>
+    </w:tbl>
+    <w:p/>
+    <w:p>
+      <w:r>
+        <w:t>Los Tabs 4, 5 y 6 de la app Streamlit no tienen equivalente en ChatGPT: el chat documental y la clasificación de recomendaciones siguen siendo exclusivos de la aplicación.</w:t>
+      </w:r>
+    </w:p>
+    <w:p>
+      <w:r>
+        <w:t>El acceso es por enlace privado y requiere cuenta de ChatGPT. Quien administre el servicio debe tratar la distribución de estos enlaces como el control de acceso efectivo.</w:t>
+      </w:r>
+    </w:p>
+    <w:p>
+      <w:pPr>
+        <w:pStyle w:val="Heading2"/>
+      </w:pPr>
+      <w:r>
+        <w:t>11.2 Flujo de uso común a los tres asistentes</w:t>
+      </w:r>
+    </w:p>
+    <w:p>
+      <w:pPr>
+        <w:ind w:left="360" w:hanging="360"/>
+      </w:pPr>
+      <w:r>
+        <w:t>1. Abrir el enlace del asistente. Al escribir un saludo o pulsar un botón de inicio, el asistente se presenta y explica qué puede evaluar, sin consumir una evaluación.</w:t>
+      </w:r>
+    </w:p>
+    <w:p>
+      <w:pPr>
+        <w:ind w:left="360" w:hanging="360"/>
+      </w:pPr>
+      <w:r>
+        <w:t>2. Adjuntar un único archivo .docx. Si se suben varios, el asistente pide elegir uno.</w:t>
+      </w:r>
+    </w:p>
+    <w:p>
+      <w:pPr>
+        <w:ind w:left="360" w:hanging="360"/>
+      </w:pPr>
+      <w:r>
+        <w:t>3. Indicar el alcance en el mismo mensaje: sección o subsección para valoración de calidad, rúbrica temática para atributos específicos, dimensión del ciclo para sostenibilidad. Si no se indica, el asistente lo pregunta antes de empezar.</w:t>
+      </w:r>
+    </w:p>
+    <w:p>
+      <w:pPr>
+        <w:ind w:left="360" w:hanging="360"/>
+      </w:pPr>
+      <w:r>
+        <w:t>4. Esperar mientras el asistente lanza el trabajo y consulta su estado. Una evaluación completa puede tardar varios minutos.</w:t>
+      </w:r>
+    </w:p>
+    <w:p>
+      <w:pPr>
+        <w:ind w:left="360" w:hanging="360"/>
+      </w:pPr>
+      <w:r>
+        <w:t>5. Revisar el resumen en pantalla y descargar el XLSX, que es el registro auditable de la evaluación.</w:t>
+      </w:r>
+    </w:p>
+    <w:p>
+      <w:pPr>
+        <w:pStyle w:val="Heading2"/>
+      </w:pPr>
+      <w:r>
+        <w:t>11.3 Alcance y escalas por asistente</w:t>
+      </w:r>
+    </w:p>
+    <w:tbl>
+      <w:tblPr>
+        <w:tblStyle w:val="TableGrid"/>
+        <w:tblW w:type="auto" w:w="0"/>
+        <w:jc w:val="center"/>
+        <w:tblLook w:firstColumn="1" w:firstRow="1" w:lastColumn="0" w:lastRow="0" w:noHBand="0" w:noVBand="1" w:val="04A0"/>
+      </w:tblPr>
+      <w:tblGrid>
+        <w:gridCol w:w="3360"/>
+        <w:gridCol w:w="3360"/>
+        <w:gridCol w:w="3360"/>
+      </w:tblGrid>
+      <w:tr>
+        <w:trPr>
+          <w:cantSplit/>
+          <w:tblHeader w:val="true"/>
+        </w:trPr>
+        <w:tc>
+          <w:tcPr>
+            <w:tcW w:type="dxa" w:w="2592"/>
+            <w:vAlign w:val="top"/>
+            <w:shd w:fill="002F6C"/>
+          </w:tcPr>
+          <w:p>
+            <w:pPr>
+              <w:spacing w:after="60"/>
+            </w:pPr>
+            <w:r/>
+            <w:r>
+              <w:rPr>
+                <w:b/>
+                <w:color w:val="FFFFFF"/>
+              </w:rPr>
+              <w:t>Asistente</w:t>
+            </w:r>
+          </w:p>
+        </w:tc>
+        <w:tc>
+          <w:tcPr>
+            <w:tcW w:type="dxa" w:w="4320"/>
+            <w:vAlign w:val="top"/>
+            <w:shd w:fill="002F6C"/>
+          </w:tcPr>
+          <w:p>
+            <w:pPr>
+              <w:spacing w:after="60"/>
+            </w:pPr>
+            <w:r/>
+            <w:r>
+              <w:rPr>
+                <w:b/>
+                <w:color w:val="FFFFFF"/>
+              </w:rPr>
+              <w:t>Alcance seleccionable</w:t>
+            </w:r>
+          </w:p>
+        </w:tc>
+        <w:tc>
+          <w:tcPr>
+            <w:tcW w:type="dxa" w:w="2880"/>
+            <w:vAlign w:val="top"/>
+            <w:shd w:fill="002F6C"/>
+          </w:tcPr>
+          <w:p>
+            <w:pPr>
+              <w:spacing w:after="60"/>
+            </w:pPr>
+            <w:r/>
+            <w:r>
+              <w:rPr>
+                <w:b/>
+                <w:color w:val="FFFFFF"/>
+              </w:rPr>
+              <w:t>Escala</w:t>
+            </w:r>
+          </w:p>
+        </w:tc>
+      </w:tr>
+      <w:tr>
+        <w:trPr>
+          <w:cantSplit/>
+        </w:trPr>
+        <w:tc>
+          <w:tcPr>
+            <w:tcW w:type="dxa" w:w="2592"/>
+            <w:vAlign w:val="top"/>
+          </w:tcPr>
+          <w:p>
+            <w:pPr>
+              <w:spacing w:after="60"/>
+            </w:pPr>
+            <w:r/>
+            <w:r>
+              <w:rPr>
+                <w:b w:val="0"/>
+              </w:rPr>
+              <w:t>Valoración de Calidad (Tab 1 v3)</w:t>
+            </w:r>
+          </w:p>
+        </w:tc>
+        <w:tc>
+          <w:tcPr>
+            <w:tcW w:type="dxa" w:w="4320"/>
+            <w:vAlign w:val="top"/>
+          </w:tcPr>
+          <w:p>
+            <w:pPr>
+              <w:spacing w:after="60"/>
+            </w:pPr>
+            <w:r/>
+            <w:r>
+              <w:rPr>
+                <w:b w:val="0"/>
+              </w:rPr>
+              <w:t>Rúbrica completa, una o varias secciones (1 a 5), o subsecciones concretas (1.1 a 5.2)</w:t>
+            </w:r>
+          </w:p>
+        </w:tc>
+        <w:tc>
+          <w:tcPr>
+            <w:tcW w:type="dxa" w:w="2880"/>
+            <w:vAlign w:val="top"/>
+          </w:tcPr>
+          <w:p>
+            <w:pPr>
+              <w:spacing w:after="60"/>
+            </w:pPr>
+            <w:r/>
+            <w:r>
+              <w:rPr>
+                <w:b w:val="0"/>
+              </w:rPr>
+              <w:t>Yes / Partial / No / Not Found / N/A sobre 76 criterios</w:t>
+            </w:r>
+          </w:p>
+        </w:tc>
+      </w:tr>
+      <w:tr>
+        <w:trPr>
+          <w:cantSplit/>
+        </w:trPr>
+        <w:tc>
+          <w:tcPr>
+            <w:tcW w:type="dxa" w:w="2592"/>
+            <w:vAlign w:val="top"/>
+          </w:tcPr>
+          <w:p>
+            <w:pPr>
+              <w:spacing w:after="60"/>
+            </w:pPr>
+            <w:r/>
+            <w:r>
+              <w:rPr>
+                <w:b w:val="0"/>
+              </w:rPr>
+              <w:t>Atributos Específicos (Tab 2)</w:t>
+            </w:r>
+          </w:p>
+        </w:tc>
+        <w:tc>
+          <w:tcPr>
+            <w:tcW w:type="dxa" w:w="4320"/>
+            <w:vAlign w:val="top"/>
+          </w:tcPr>
+          <w:p>
+            <w:pPr>
+              <w:spacing w:after="60"/>
+            </w:pPr>
+            <w:r/>
+            <w:r>
+              <w:rPr>
+                <w:b w:val="0"/>
+              </w:rPr>
+              <w:t>Una o varias de tres rúbricas: metodologías participativas, género, transición justa</w:t>
+            </w:r>
+          </w:p>
+        </w:tc>
+        <w:tc>
+          <w:tcPr>
+            <w:tcW w:type="dxa" w:w="2880"/>
+            <w:vAlign w:val="top"/>
+          </w:tcPr>
+          <w:p>
+            <w:pPr>
+              <w:spacing w:after="60"/>
+            </w:pPr>
+            <w:r/>
+            <w:r>
+              <w:rPr>
+                <w:b w:val="0"/>
+              </w:rPr>
+              <w:t>1 a 5 por criterio</w:t>
+            </w:r>
+          </w:p>
+        </w:tc>
+      </w:tr>
+      <w:tr>
+        <w:trPr>
+          <w:cantSplit/>
+        </w:trPr>
+        <w:tc>
+          <w:tcPr>
+            <w:tcW w:type="dxa" w:w="2592"/>
+            <w:vAlign w:val="top"/>
+          </w:tcPr>
+          <w:p>
+            <w:pPr>
+              <w:spacing w:after="60"/>
+            </w:pPr>
+            <w:r/>
+            <w:r>
+              <w:rPr>
+                <w:b w:val="0"/>
+              </w:rPr>
+              <w:t>Sostenibilidad (Tab 3)</w:t>
+            </w:r>
+          </w:p>
+        </w:tc>
+        <w:tc>
+          <w:tcPr>
+            <w:tcW w:type="dxa" w:w="4320"/>
+            <w:vAlign w:val="top"/>
+          </w:tcPr>
+          <w:p>
+            <w:pPr>
+              <w:spacing w:after="60"/>
+            </w:pPr>
+            <w:r/>
+            <w:r>
+              <w:rPr>
+                <w:b w:val="0"/>
+              </w:rPr>
+              <w:t>Dimensión Diseño (PRODOCs), Implementación (informes de avance) o Pre-Cierre (cierre y evaluación final)</w:t>
+            </w:r>
+          </w:p>
+        </w:tc>
+        <w:tc>
+          <w:tcPr>
+            <w:tcW w:type="dxa" w:w="2880"/>
+            <w:vAlign w:val="top"/>
+          </w:tcPr>
+          <w:p>
+            <w:pPr>
+              <w:spacing w:after="60"/>
+            </w:pPr>
+            <w:r/>
+            <w:r>
+              <w:rPr>
+                <w:b w:val="0"/>
+              </w:rPr>
+              <w:t>0 a 3 por indicador</w:t>
+            </w:r>
+          </w:p>
+        </w:tc>
+      </w:tr>
+    </w:tbl>
+    <w:p/>
+    <w:p>
+      <w:r>
+        <w:t>Las escalas no son intercambiables: 0-3 en sostenibilidad y 1-5 en atributos específicos miden cosas distintas y no deben promediarse ni compararse directamente.</w:t>
+      </w:r>
+    </w:p>
+    <w:p>
+      <w:r>
+        <w:t>Los tres asistentes repiten cada evaluación y consolidan el resultado: 10 corridas por criterio en valoración de calidad, 5 en atributos específicos y 5 en sostenibilidad. El XLSX incluye el porcentaje de estabilidad, que indica cuántas de esas corridas coincidieron: un porcentaje bajo señala un criterio donde el modelo no fue consistente y la revisión humana es más necesaria.</w:t>
+      </w:r>
+    </w:p>
+    <w:p>
+      <w:r>
+        <w:t>El veredicto "Not Found" en valoración de calidad significa que el documento no contiene información suficiente para evaluar el criterio. Es distinto de "No": este último afirma que el criterio no se cumple, mientras que "Not Found" afirma que no se pudo determinar.</w:t>
+      </w:r>
+    </w:p>
+    <w:p>
+      <w:pPr>
+        <w:pStyle w:val="Heading2"/>
+      </w:pPr>
+      <w:r>
+        <w:t>11.4 Botones de inicio configurados</w:t>
+      </w:r>
+    </w:p>
+    <w:tbl>
+      <w:tblPr>
+        <w:tblStyle w:val="TableGrid"/>
+        <w:tblW w:type="auto" w:w="0"/>
+        <w:jc w:val="center"/>
+        <w:tblLook w:firstColumn="1" w:firstRow="1" w:lastColumn="0" w:lastRow="0" w:noHBand="0" w:noVBand="1" w:val="04A0"/>
+      </w:tblPr>
+      <w:tblGrid>
+        <w:gridCol w:w="5040"/>
+        <w:gridCol w:w="5040"/>
+      </w:tblGrid>
+      <w:tr>
+        <w:trPr>
+          <w:cantSplit/>
+          <w:tblHeader w:val="true"/>
+        </w:trPr>
+        <w:tc>
+          <w:tcPr>
+            <w:tcW w:type="dxa" w:w="2448"/>
+            <w:vAlign w:val="top"/>
+            <w:shd w:fill="002F6C"/>
+          </w:tcPr>
+          <w:p>
+            <w:pPr>
+              <w:spacing w:after="60"/>
+            </w:pPr>
+            <w:r/>
+            <w:r>
+              <w:rPr>
+                <w:b/>
+                <w:color w:val="FFFFFF"/>
+              </w:rPr>
+              <w:t>Asistente</w:t>
+            </w:r>
+          </w:p>
+        </w:tc>
+        <w:tc>
+          <w:tcPr>
+            <w:tcW w:type="dxa" w:w="7344"/>
+            <w:vAlign w:val="top"/>
+            <w:shd w:fill="002F6C"/>
+          </w:tcPr>
+          <w:p>
+            <w:pPr>
+              <w:spacing w:after="60"/>
+            </w:pPr>
+            <w:r/>
+            <w:r>
+              <w:rPr>
+                <w:b/>
+                <w:color w:val="FFFFFF"/>
+              </w:rPr>
+              <w:t>Botones de inicio</w:t>
+            </w:r>
+          </w:p>
+        </w:tc>
+      </w:tr>
+      <w:tr>
+        <w:trPr>
+          <w:cantSplit/>
+        </w:trPr>
+        <w:tc>
+          <w:tcPr>
+            <w:tcW w:type="dxa" w:w="2448"/>
+            <w:vAlign w:val="top"/>
+          </w:tcPr>
+          <w:p>
+            <w:pPr>
+              <w:spacing w:after="60"/>
+            </w:pPr>
+            <w:r/>
+            <w:r>
+              <w:rPr>
+                <w:b w:val="0"/>
+              </w:rPr>
+              <w:t>Valoración de Calidad</w:t>
+            </w:r>
+          </w:p>
+        </w:tc>
+        <w:tc>
+          <w:tcPr>
+            <w:tcW w:type="dxa" w:w="7344"/>
+            <w:vAlign w:val="top"/>
+          </w:tcPr>
+          <w:p>
+            <w:pPr>
+              <w:spacing w:after="60"/>
+            </w:pPr>
+            <w:r/>
+            <w:r>
+              <w:rPr>
+                <w:b w:val="0"/>
+              </w:rPr>
+              <w:t>¿Qué puedes hacer y cómo empiezo? · Evalúa este PRODOC con la rúbrica completa · Evalúa solo la sección 3 (Marco de resultados) · ¿Qué secciones y subsecciones puedo filtrar?</w:t>
+            </w:r>
+          </w:p>
+        </w:tc>
+      </w:tr>
+      <w:tr>
+        <w:trPr>
+          <w:cantSplit/>
+        </w:trPr>
+        <w:tc>
+          <w:tcPr>
+            <w:tcW w:type="dxa" w:w="2448"/>
+            <w:vAlign w:val="top"/>
+          </w:tcPr>
+          <w:p>
+            <w:pPr>
+              <w:spacing w:after="60"/>
+            </w:pPr>
+            <w:r/>
+            <w:r>
+              <w:rPr>
+                <w:b w:val="0"/>
+              </w:rPr>
+              <w:t>Atributos Específicos</w:t>
+            </w:r>
+          </w:p>
+        </w:tc>
+        <w:tc>
+          <w:tcPr>
+            <w:tcW w:type="dxa" w:w="7344"/>
+            <w:vAlign w:val="top"/>
+          </w:tcPr>
+          <w:p>
+            <w:pPr>
+              <w:spacing w:after="60"/>
+            </w:pPr>
+            <w:r/>
+            <w:r>
+              <w:rPr>
+                <w:b w:val="0"/>
+              </w:rPr>
+              <w:t>¿Qué rúbricas puedes aplicar? · Evalúa este documento con la rúbrica de género · Aplica la rúbrica de Transición Justa · Evalúa participación y género y compara resultados</w:t>
+            </w:r>
+          </w:p>
+        </w:tc>
+      </w:tr>
+      <w:tr>
+        <w:trPr>
+          <w:cantSplit/>
+        </w:trPr>
+        <w:tc>
+          <w:tcPr>
+            <w:tcW w:type="dxa" w:w="2448"/>
+            <w:vAlign w:val="top"/>
+          </w:tcPr>
+          <w:p>
+            <w:pPr>
+              <w:spacing w:after="60"/>
+            </w:pPr>
+            <w:r/>
+            <w:r>
+              <w:rPr>
+                <w:b w:val="0"/>
+              </w:rPr>
+              <w:t>Sostenibilidad</w:t>
+            </w:r>
+          </w:p>
+        </w:tc>
+        <w:tc>
+          <w:tcPr>
+            <w:tcW w:type="dxa" w:w="7344"/>
+            <w:vAlign w:val="top"/>
+          </w:tcPr>
+          <w:p>
+            <w:pPr>
+              <w:spacing w:after="60"/>
+            </w:pPr>
+            <w:r/>
+            <w:r>
+              <w:rPr>
+                <w:b w:val="0"/>
+              </w:rPr>
+              <w:t>¿Qué dimensiones evalúas y cuál me corresponde? · Evalúa este PRODOC con la dimensión de Diseño · Es un informe de avance: aplica Implementación · Aplica la rúbrica completa de sostenibilidad</w:t>
+            </w:r>
+          </w:p>
+        </w:tc>
+      </w:tr>
+    </w:tbl>
+    <w:p/>
+    <w:p>
+      <w:r>
+        <w:t>El texto de las instrucciones y de estos botones se mantiene en docs/gpt_onboarding_es.md. Al modificarlos en el editor de ChatGPT debe actualizarse también ese archivo, para que documentación y asistentes no se separen.</w:t>
+      </w:r>
+    </w:p>
+    <w:p>
+      <w:pPr>
+        <w:pStyle w:val="Heading2"/>
+      </w:pPr>
+      <w:r>
+        <w:t>11.5 Problemas frecuentes en los asistentes GPT</w:t>
+      </w:r>
+    </w:p>
+    <w:tbl>
+      <w:tblPr>
+        <w:tblStyle w:val="TableGrid"/>
+        <w:tblW w:type="auto" w:w="0"/>
+        <w:jc w:val="center"/>
+        <w:tblLook w:firstColumn="1" w:firstRow="1" w:lastColumn="0" w:lastRow="0" w:noHBand="0" w:noVBand="1" w:val="04A0"/>
+      </w:tblPr>
+      <w:tblGrid>
+        <w:gridCol w:w="3360"/>
+        <w:gridCol w:w="3360"/>
+        <w:gridCol w:w="3360"/>
+      </w:tblGrid>
+      <w:tr>
+        <w:trPr>
+          <w:cantSplit/>
+          <w:tblHeader w:val="true"/>
+        </w:trPr>
+        <w:tc>
+          <w:tcPr>
+            <w:tcW w:type="dxa" w:w="2880"/>
+            <w:vAlign w:val="top"/>
+            <w:shd w:fill="002F6C"/>
+          </w:tcPr>
+          <w:p>
+            <w:pPr>
+              <w:spacing w:after="60"/>
+            </w:pPr>
+            <w:r/>
+            <w:r>
+              <w:rPr>
+                <w:b/>
+                <w:color w:val="FFFFFF"/>
+              </w:rPr>
+              <w:t>Síntoma</w:t>
+            </w:r>
+          </w:p>
+        </w:tc>
+        <w:tc>
+          <w:tcPr>
+            <w:tcW w:type="dxa" w:w="3312"/>
+            <w:vAlign w:val="top"/>
+            <w:shd w:fill="002F6C"/>
+          </w:tcPr>
+          <w:p>
+            <w:pPr>
+              <w:spacing w:after="60"/>
+            </w:pPr>
+            <w:r/>
+            <w:r>
+              <w:rPr>
+                <w:b/>
+                <w:color w:val="FFFFFF"/>
+              </w:rPr>
+              <w:t>Causa probable</w:t>
+            </w:r>
+          </w:p>
+        </w:tc>
+        <w:tc>
+          <w:tcPr>
+            <w:tcW w:type="dxa" w:w="3600"/>
+            <w:vAlign w:val="top"/>
+            <w:shd w:fill="002F6C"/>
+          </w:tcPr>
+          <w:p>
+            <w:pPr>
+              <w:spacing w:after="60"/>
+            </w:pPr>
+            <w:r/>
+            <w:r>
+              <w:rPr>
+                <w:b/>
+                <w:color w:val="FFFFFF"/>
+              </w:rPr>
+              <w:t>Acción</w:t>
+            </w:r>
+          </w:p>
+        </w:tc>
+      </w:tr>
+      <w:tr>
+        <w:trPr>
+          <w:cantSplit/>
+        </w:trPr>
+        <w:tc>
+          <w:tcPr>
+            <w:tcW w:type="dxa" w:w="2880"/>
+            <w:vAlign w:val="top"/>
+          </w:tcPr>
+          <w:p>
+            <w:pPr>
+              <w:spacing w:after="60"/>
+            </w:pPr>
+            <w:r/>
+            <w:r>
+              <w:rPr>
+                <w:b w:val="0"/>
+              </w:rPr>
+              <w:t>La primera evaluación del día tarda mucho en arrancar</w:t>
+            </w:r>
+          </w:p>
+        </w:tc>
+        <w:tc>
+          <w:tcPr>
+            <w:tcW w:type="dxa" w:w="3312"/>
+            <w:vAlign w:val="top"/>
+          </w:tcPr>
+          <w:p>
+            <w:pPr>
+              <w:spacing w:after="60"/>
+            </w:pPr>
+            <w:r/>
+            <w:r>
+              <w:rPr>
+                <w:b w:val="0"/>
+              </w:rPr>
+              <w:t>El backend está en plan free de Render y se suspende por inactividad.</w:t>
+            </w:r>
+          </w:p>
+        </w:tc>
+        <w:tc>
+          <w:tcPr>
+            <w:tcW w:type="dxa" w:w="3600"/>
+            <w:vAlign w:val="top"/>
+          </w:tcPr>
+          <w:p>
+            <w:pPr>
+              <w:spacing w:after="60"/>
+            </w:pPr>
+            <w:r/>
+            <w:r>
+              <w:rPr>
+                <w:b w:val="0"/>
+              </w:rPr>
+              <w:t>Esperar el arranque en frío; es comportamiento esperado, no una falla.</w:t>
+            </w:r>
+          </w:p>
+        </w:tc>
+      </w:tr>
+      <w:tr>
+        <w:trPr>
+          <w:cantSplit/>
+        </w:trPr>
+        <w:tc>
+          <w:tcPr>
+            <w:tcW w:type="dxa" w:w="2880"/>
+            <w:vAlign w:val="top"/>
+          </w:tcPr>
+          <w:p>
+            <w:pPr>
+              <w:spacing w:after="60"/>
+            </w:pPr>
+            <w:r/>
+            <w:r>
+              <w:rPr>
+                <w:b w:val="0"/>
+              </w:rPr>
+              <w:t>El asistente responde que no puede autenticarse</w:t>
+            </w:r>
+          </w:p>
+        </w:tc>
+        <w:tc>
+          <w:tcPr>
+            <w:tcW w:type="dxa" w:w="3312"/>
+            <w:vAlign w:val="top"/>
+          </w:tcPr>
+          <w:p>
+            <w:pPr>
+              <w:spacing w:after="60"/>
+            </w:pPr>
+            <w:r/>
+            <w:r>
+              <w:rPr>
+                <w:b w:val="0"/>
+              </w:rPr>
+              <w:t>La clave de la Action no coincide con ILO_GPT_ACTION_API_KEY en el servidor.</w:t>
+            </w:r>
+          </w:p>
+        </w:tc>
+        <w:tc>
+          <w:tcPr>
+            <w:tcW w:type="dxa" w:w="3600"/>
+            <w:vAlign w:val="top"/>
+          </w:tcPr>
+          <w:p>
+            <w:pPr>
+              <w:spacing w:after="60"/>
+            </w:pPr>
+            <w:r/>
+            <w:r>
+              <w:rPr>
+                <w:b w:val="0"/>
+              </w:rPr>
+              <w:t>Verificar la clave en la Action del GPT y en el panel de Render.</w:t>
+            </w:r>
+          </w:p>
+        </w:tc>
+      </w:tr>
+      <w:tr>
+        <w:trPr>
+          <w:cantSplit/>
+        </w:trPr>
+        <w:tc>
+          <w:tcPr>
+            <w:tcW w:type="dxa" w:w="2880"/>
+            <w:vAlign w:val="top"/>
+          </w:tcPr>
+          <w:p>
+            <w:pPr>
+              <w:spacing w:after="60"/>
+            </w:pPr>
+            <w:r/>
+            <w:r>
+              <w:rPr>
+                <w:b w:val="0"/>
+              </w:rPr>
+              <w:t>La evaluación falla a mitad de camino</w:t>
+            </w:r>
+          </w:p>
+        </w:tc>
+        <w:tc>
+          <w:tcPr>
+            <w:tcW w:type="dxa" w:w="3312"/>
+            <w:vAlign w:val="top"/>
+          </w:tcPr>
+          <w:p>
+            <w:pPr>
+              <w:spacing w:after="60"/>
+            </w:pPr>
+            <w:r/>
+            <w:r>
+              <w:rPr>
+                <w:b w:val="0"/>
+              </w:rPr>
+              <w:t>Rate limit de la API, documento muy extenso o fallo transitorio del servicio.</w:t>
+            </w:r>
+          </w:p>
+        </w:tc>
+        <w:tc>
+          <w:tcPr>
+            <w:tcW w:type="dxa" w:w="3600"/>
+            <w:vAlign w:val="top"/>
+          </w:tcPr>
+          <w:p>
+            <w:pPr>
+              <w:spacing w:after="60"/>
+            </w:pPr>
+            <w:r/>
+            <w:r>
+              <w:rPr>
+                <w:b w:val="0"/>
+              </w:rPr>
+              <w:t>Reintentar con un alcance más acotado: una sección o una sola rúbrica.</w:t>
+            </w:r>
+          </w:p>
+        </w:tc>
+      </w:tr>
+      <w:tr>
+        <w:trPr>
+          <w:cantSplit/>
+        </w:trPr>
+        <w:tc>
+          <w:tcPr>
+            <w:tcW w:type="dxa" w:w="2880"/>
+            <w:vAlign w:val="top"/>
+          </w:tcPr>
+          <w:p>
+            <w:pPr>
+              <w:spacing w:after="60"/>
+            </w:pPr>
+            <w:r/>
+            <w:r>
+              <w:rPr>
+                <w:b w:val="0"/>
+              </w:rPr>
+              <w:t>El asistente pide subir la rúbrica</w:t>
+            </w:r>
+          </w:p>
+        </w:tc>
+        <w:tc>
+          <w:tcPr>
+            <w:tcW w:type="dxa" w:w="3312"/>
+            <w:vAlign w:val="top"/>
+          </w:tcPr>
+          <w:p>
+            <w:pPr>
+              <w:spacing w:after="60"/>
+            </w:pPr>
+            <w:r/>
+            <w:r>
+              <w:rPr>
+                <w:b w:val="0"/>
+              </w:rPr>
+              <w:t>Deriva del modelo respecto de sus instrucciones.</w:t>
+            </w:r>
+          </w:p>
+        </w:tc>
+        <w:tc>
+          <w:tcPr>
+            <w:tcW w:type="dxa" w:w="3600"/>
+            <w:vAlign w:val="top"/>
+          </w:tcPr>
+          <w:p>
+            <w:pPr>
+              <w:spacing w:after="60"/>
+            </w:pPr>
+            <w:r/>
+            <w:r>
+              <w:rPr>
+                <w:b w:val="0"/>
+              </w:rPr>
+              <w:t>Aclarar que use la rúbrica cargada en el servidor; si se repite, revisar las instrucciones del GPT.</w:t>
+            </w:r>
+          </w:p>
+        </w:tc>
+      </w:tr>
+      <w:tr>
+        <w:trPr>
+          <w:cantSplit/>
+        </w:trPr>
+        <w:tc>
+          <w:tcPr>
+            <w:tcW w:type="dxa" w:w="2880"/>
+            <w:vAlign w:val="top"/>
+          </w:tcPr>
+          <w:p>
+            <w:pPr>
+              <w:spacing w:after="60"/>
+            </w:pPr>
+            <w:r/>
+            <w:r>
+              <w:rPr>
+                <w:b w:val="0"/>
+              </w:rPr>
+              <w:t>Se perdió una evaluación en curso</w:t>
+            </w:r>
+          </w:p>
+        </w:tc>
+        <w:tc>
+          <w:tcPr>
+            <w:tcW w:type="dxa" w:w="3312"/>
+            <w:vAlign w:val="top"/>
+          </w:tcPr>
+          <w:p>
+            <w:pPr>
+              <w:spacing w:after="60"/>
+            </w:pPr>
+            <w:r/>
+            <w:r>
+              <w:rPr>
+                <w:b w:val="0"/>
+              </w:rPr>
+              <w:t>El servicio se reinició o redesplegó: el estado de trabajos vive en memoria.</w:t>
+            </w:r>
+          </w:p>
+        </w:tc>
+        <w:tc>
+          <w:tcPr>
+            <w:tcW w:type="dxa" w:w="3600"/>
+            <w:vAlign w:val="top"/>
+          </w:tcPr>
+          <w:p>
+            <w:pPr>
+              <w:spacing w:after="60"/>
+            </w:pPr>
+            <w:r/>
+            <w:r>
+              <w:rPr>
+                <w:b w:val="0"/>
+              </w:rPr>
+              <w:t>Volver a lanzar la evaluación. No hay recuperación posible del trabajo perdido.</w:t>
+            </w:r>
+          </w:p>
+        </w:tc>
+      </w:tr>
+      <w:tr>
+        <w:trPr>
+          <w:cantSplit/>
+        </w:trPr>
+        <w:tc>
+          <w:tcPr>
+            <w:tcW w:type="dxa" w:w="2880"/>
+            <w:vAlign w:val="top"/>
+          </w:tcPr>
+          <w:p>
+            <w:pPr>
+              <w:spacing w:after="60"/>
+            </w:pPr>
+            <w:r/>
+            <w:r>
+              <w:rPr>
+                <w:b w:val="0"/>
+              </w:rPr>
+              <w:t>Los tres asistentes fallan a la vez</w:t>
+            </w:r>
+          </w:p>
+        </w:tc>
+        <w:tc>
+          <w:tcPr>
+            <w:tcW w:type="dxa" w:w="3312"/>
+            <w:vAlign w:val="top"/>
+          </w:tcPr>
+          <w:p>
+            <w:pPr>
+              <w:spacing w:after="60"/>
+            </w:pPr>
+            <w:r/>
+            <w:r>
+              <w:rPr>
+                <w:b w:val="0"/>
+              </w:rPr>
+              <w:t>Interrupción del backend compartido.</w:t>
+            </w:r>
+          </w:p>
+        </w:tc>
+        <w:tc>
+          <w:tcPr>
+            <w:tcW w:type="dxa" w:w="3600"/>
+            <w:vAlign w:val="top"/>
+          </w:tcPr>
+          <w:p>
+            <w:pPr>
+              <w:spacing w:after="60"/>
+            </w:pPr>
+            <w:r/>
+            <w:r>
+              <w:rPr>
+                <w:b w:val="0"/>
+              </w:rPr>
+              <w:t>Verificar GET /health del servidor; es un problema de servicio, no del documento.</w:t>
+            </w:r>
+          </w:p>
+        </w:tc>
+      </w:tr>
+    </w:tbl>
+    <w:p/>
     <w:sectPr>
       <w:pgSz w:w="12240" w:h="15840"/>
       <w:pgMar w:top="1008" w:right="1080" w:bottom="1008" w:left="1080" w:header="720" w:footer="720" w:gutter="0"/>
